--- a/docs/bank131/Письмо-в-Банк-131.docx
+++ b/docs/bank131/Письмо-в-Банк-131.docx
@@ -277,6 +277,20 @@
           <w:sz w:val="22"/>
           <w:szCs w:val="22"/>
         </w:rPr>
+        <w:t xml:space="preserve">Факт передачи товара покупателю подтверждается актом приёма-передачи. Покупатель подписывает его при получении товара в пункте выдачи, партнёр подписывает от имени ООО «ТехЭйджент», один экземпляр остаётся у покупателя. Скан подписанного акта загружается в систему: без него выдача не оформляется и вознаграждение партнёру не начисляется. Образец акта прилагаем.</w:t>
+      </w:r>
+    </w:p>
+    <w:p>
+      <w:pPr>
+        <w:spacing w:before="60" w:after="160" w:line="300"/>
+        <w:jc w:val="both"/>
+      </w:pPr>
+      <w:r>
+        <w:rPr>
+          <w:rFonts w:ascii="Arial" w:cs="Arial" w:eastAsia="Arial" w:hAnsi="Arial"/>
+          <w:sz w:val="22"/>
+          <w:szCs w:val="22"/>
+        </w:rPr>
         <w:t xml:space="preserve">ООО «ТехЭйджент» получает от покупателей только оплату за собственный товар, платёжных услуг третьим лицам не оказывает и чужих денежных средств не переводит. Поставщику, перевозчику и партнёрам компания платит со своего счёта по своим договорам.</w:t>
       </w:r>
     </w:p>
@@ -292,6 +306,20 @@
           <w:szCs w:val="22"/>
         </w:rPr>
         <w:t xml:space="preserve">Просим подтвердить, что данная схема подходит для приёма оплат через СБП на счёт ООО «ТехЭйджент» в АО «Банк 131». Документы опубликованы на сайте: techagent.pro/legal.</w:t>
+      </w:r>
+    </w:p>
+    <w:p>
+      <w:pPr>
+        <w:spacing w:before="120" w:after="0"/>
+        <w:jc w:val="left"/>
+      </w:pPr>
+      <w:r>
+        <w:rPr>
+          <w:rFonts w:ascii="Arial" w:cs="Arial" w:eastAsia="Arial" w:hAnsi="Arial"/>
+          <w:sz w:val="22"/>
+          <w:szCs w:val="22"/>
+        </w:rPr>
+        <w:t xml:space="preserve">Приложение: образец акта приёма-передачи товара покупателю — 1 л.</w:t>
       </w:r>
     </w:p>
     <w:p>
